--- a/Luis/.Net Angular/Luis Veliz.docx
+++ b/Luis/.Net Angular/Luis Veliz.docx
@@ -70,6 +70,7 @@
                 <w:szCs w:val="24"/>
               </w:rPr>
             </w:pPr>
+            <w:bookmarkStart w:id="0" w:name="_GoBack"/>
             <w:r>
               <w:rPr>
                 <w:rFonts w:ascii="Times New Roman" w:eastAsia="Times New Roman" w:hAnsi="Times New Roman" w:cs="Times New Roman"/>
@@ -131,8 +132,9 @@
                 <w:sz w:val="20"/>
                 <w:szCs w:val="24"/>
               </w:rPr>
-              <w:t>+1 (305) 606 4408</w:t>
+              <w:t>+1 (305) 7070624</w:t>
             </w:r>
+            <w:bookmarkEnd w:id="0"/>
           </w:p>
         </w:tc>
       </w:tr>
@@ -6427,8 +6429,6 @@
         </w:rPr>
         <w:t>, using guardrails for schema evolution and cost-aware batching.</w:t>
       </w:r>
-      <w:bookmarkStart w:id="0" w:name="_GoBack"/>
-      <w:bookmarkEnd w:id="0"/>
     </w:p>
     <w:p>
       <w:pPr>
@@ -13753,7 +13753,7 @@
 </file>
 
 <file path=customXml/itemProps1.xml><?xml version="1.0" encoding="utf-8"?>
-<ds:datastoreItem xmlns:ds="http://schemas.openxmlformats.org/officeDocument/2006/customXml" ds:itemID="{ECFEF253-9E75-4E9D-B4D6-9EB901B32B7B}">
+<ds:datastoreItem xmlns:ds="http://schemas.openxmlformats.org/officeDocument/2006/customXml" ds:itemID="{429D98DC-5CB4-49E6-80CC-700FFD432A78}">
   <ds:schemaRefs>
     <ds:schemaRef ds:uri="http://schemas.openxmlformats.org/officeDocument/2006/bibliography"/>
   </ds:schemaRefs>
